--- a/usman/AI_ML_Quiz_QnA.docx
+++ b/usman/AI_ML_Quiz_QnA.docx
@@ -29,21 +29,6 @@
       </w:r>
     </w:p>
     <w:p>
-      <w:pPr>
-        <w:spacing w:after="120"/>
-      </w:pPr>
-      <w:r>
-        <w:rPr>
-          <w:rFonts w:ascii="Calibri" w:hAnsi="Calibri"/>
-          <w:b w:val="0"/>
-          <w:i w:val="0"/>
-          <w:color w:val="787878"/>
-          <w:sz w:val="20"/>
-        </w:rPr>
-        <w:t>Started: March 14, 2026</w:t>
-      </w:r>
-    </w:p>
-    <w:p>
       <w:r>
         <w:br w:type="page"/>
       </w:r>
@@ -70,7 +55,7 @@
           <w:i w:val="0"/>
           <w:sz w:val="22"/>
         </w:rPr>
-        <w:t>Q1. Friend says cousin memorized history textbook = most intelligent. Agree?</w:t>
+        <w:t>Q1. Cousin memorized history = most intelligent?</w:t>
       </w:r>
     </w:p>
     <w:p>
@@ -85,7 +70,7 @@
           <w:color w:val="008000"/>
           <w:sz w:val="22"/>
         </w:rPr>
-        <w:t>My Answer: Nope intelligience means to take some decision based on our learning. Here memorize entire history will not count a person an intelligent.</w:t>
+        <w:t>My Answer: Nope, intelligence means to take decision based on learning. Memorizing will not count.</w:t>
       </w:r>
     </w:p>
     <w:p>
@@ -99,7 +84,7 @@
           <w:i w:val="0"/>
           <w:sz w:val="22"/>
         </w:rPr>
-        <w:t>Q2. Cat touches hot stove once, never again. Intelligence?</w:t>
+        <w:t>Q2. Cat touches hot stove once, never again?</w:t>
       </w:r>
     </w:p>
     <w:p>
@@ -114,7 +99,7 @@
           <w:color w:val="008000"/>
           <w:sz w:val="22"/>
         </w:rPr>
-        <w:t>My Answer: Yes she is showing intellience because she knows that hot stove will burn her paws.</w:t>
+        <w:t>My Answer: Yes she is showing intelligence because she knows hot stove will burn her paws.</w:t>
       </w:r>
     </w:p>
     <w:p>
@@ -128,7 +113,7 @@
           <w:i w:val="0"/>
           <w:sz w:val="22"/>
         </w:rPr>
-        <w:t>Q3. Best example: (A) Calculator (B) Child avoiding bully (C) Parrot saying Hello</w:t>
+        <w:t>Q3. Best example: Calculator / Child avoiding bully / Parrot?</w:t>
       </w:r>
     </w:p>
     <w:p>
@@ -157,7 +142,7 @@
           <w:i/>
           <w:sz w:val="22"/>
         </w:rPr>
-        <w:t>Correct: (B). Parrot repeats without understanding. Child observes, learns, decides, adapts.</w:t>
+        <w:t>Correct: (B). Parrot repeats without understanding.</w:t>
       </w:r>
     </w:p>
     <w:p>
@@ -202,7 +187,7 @@
           <w:color w:val="C80000"/>
           <w:sz w:val="22"/>
         </w:rPr>
-        <w:t>My Answer: Correct. If some machine/computer thinks like human that would refers to AI.</w:t>
+        <w:t>My Answer: Correct. If machine/computer thinks like human = AI.</w:t>
       </w:r>
     </w:p>
     <w:p>
@@ -216,7 +201,7 @@
           <w:i/>
           <w:sz w:val="22"/>
         </w:rPr>
-        <w:t>Correct: "Thinks like humans" is right but "robots" is wrong. Most AI is software.</w:t>
+        <w:t>Correct: "Thinks like humans" right but "robots" wrong. Most AI is software.</w:t>
       </w:r>
     </w:p>
     <w:p>
@@ -245,7 +230,7 @@
           <w:color w:val="008000"/>
           <w:sz w:val="22"/>
         </w:rPr>
-        <w:t>My Answer: Its learning the user past actions and based on those recommends the contents.</w:t>
+        <w:t>My Answer: Learning user past actions, recommends contents.</w:t>
       </w:r>
     </w:p>
     <w:p>
@@ -259,7 +244,7 @@
           <w:i w:val="0"/>
           <w:sz w:val="22"/>
         </w:rPr>
-        <w:t>Q3. Which is AI: Calculator / Spam filter / Light switch?</w:t>
+        <w:t>Q3. Calculator / Spam filter / Light switch?</w:t>
       </w:r>
     </w:p>
     <w:p>
@@ -274,7 +259,7 @@
           <w:color w:val="008000"/>
           <w:sz w:val="22"/>
         </w:rPr>
-        <w:t>My Answer: Only B. 2+2 is basic rule. Spam filter learns. Light switch is just on/off.</w:t>
+        <w:t>My Answer: Only spam filter. 2+2 is basic rule. Light switch on/off.</w:t>
       </w:r>
     </w:p>
     <w:p>
@@ -304,7 +289,7 @@
           <w:i w:val="0"/>
           <w:sz w:val="22"/>
         </w:rPr>
-        <w:t>Q1. ChatGPT/Claude - Narrow, General, or Super?</w:t>
+        <w:t>Q1. ChatGPT - Narrow, General, or Super?</w:t>
       </w:r>
     </w:p>
     <w:p>
@@ -333,7 +318,7 @@
           <w:i/>
           <w:sz w:val="22"/>
         </w:rPr>
-        <w:t>Correct: Very advanced Narrow AI. Can't cook, ride bike, feel emotions.</w:t>
+        <w:t>Correct: Very advanced Narrow AI.</w:t>
       </w:r>
     </w:p>
     <w:p>
@@ -376,7 +361,7 @@
           <w:i w:val="0"/>
           <w:sz w:val="22"/>
         </w:rPr>
-        <w:t>Q3. Example of Narrow AI from daily life?</w:t>
+        <w:t>Q3. Example of Narrow AI?</w:t>
       </w:r>
     </w:p>
     <w:p>
@@ -436,7 +421,7 @@
           <w:color w:val="C80000"/>
           <w:sz w:val="22"/>
         </w:rPr>
-        <w:t>My Answer: Learning from the past, make the decision, needs data.</w:t>
+        <w:t>My Answer: Learning from past, make decision, needs data.</w:t>
       </w:r>
     </w:p>
     <w:p>
@@ -464,7 +449,7 @@
           <w:i w:val="0"/>
           <w:sz w:val="22"/>
         </w:rPr>
-        <w:t>CR2. Difference between AI and Robot?</w:t>
+        <w:t>CR2. Difference AI and Robot?</w:t>
       </w:r>
     </w:p>
     <w:p>
@@ -479,7 +464,7 @@
           <w:color w:val="FFA500"/>
           <w:sz w:val="22"/>
         </w:rPr>
-        <w:t>My Answer: If programed is intelligent in its way to make decision = AI, if repetition = robot.</w:t>
+        <w:t>My Answer: If programmed is intelligent = AI, if repetition = robot.</w:t>
       </w:r>
     </w:p>
     <w:p>
@@ -507,7 +492,7 @@
           <w:i w:val="0"/>
           <w:sz w:val="22"/>
         </w:rPr>
-        <w:t>CR3. Self-driving car that can't converse. What type?</w:t>
+        <w:t>CR3. Self-driving car that can't converse?</w:t>
       </w:r>
     </w:p>
     <w:p>
@@ -536,7 +521,7 @@
           <w:i w:val="0"/>
           <w:sz w:val="22"/>
         </w:rPr>
-        <w:t>CR4. "General AI exists - ChatGPT proves it." True/False?</w:t>
+        <w:t>CR4. "General AI exists - ChatGPT proves it."</w:t>
       </w:r>
     </w:p>
     <w:p>
@@ -551,7 +536,7 @@
           <w:color w:val="C80000"/>
           <w:sz w:val="22"/>
         </w:rPr>
-        <w:t>My Answer: Yes</w:t>
+        <w:t>My Answer: Yes.</w:t>
       </w:r>
     </w:p>
     <w:p>
@@ -629,17 +614,6 @@
     </w:p>
     <w:p>
       <w:pPr>
-        <w:pStyle w:val="Heading2"/>
-      </w:pPr>
-      <w:r>
-        <w:rPr>
-          <w:rFonts w:ascii="Calibri" w:hAnsi="Calibri"/>
-        </w:rPr>
-        <w:t>My Understanding</w:t>
-      </w:r>
-    </w:p>
-    <w:p>
-      <w:pPr>
         <w:spacing w:after="120"/>
       </w:pPr>
       <w:r>
@@ -650,7 +624,7 @@
           <w:color w:val="0000B4"/>
           <w:sz w:val="22"/>
         </w:rPr>
-        <w:t>If i write the rules and program follows = AI. If i give data with labels and machine decides on its own = ML.</w:t>
+        <w:t>My Understanding: If I write rules = AI. If data + labels = ML.</w:t>
       </w:r>
     </w:p>
     <w:p>
@@ -678,7 +652,7 @@
           <w:i w:val="0"/>
           <w:sz w:val="22"/>
         </w:rPr>
-        <w:t>Q1. Spam filter with ML - programmer wrote rules or computer learned?</w:t>
+        <w:t>Q1. Spam filter - programmer or computer learned?</w:t>
       </w:r>
     </w:p>
     <w:p>
@@ -693,7 +667,7 @@
           <w:color w:val="008000"/>
           <w:sz w:val="22"/>
         </w:rPr>
-        <w:t>My Answer: Computer learns on its own from labelled emails.</w:t>
+        <w:t>My Answer: Computer learns from labelled emails.</w:t>
       </w:r>
     </w:p>
     <w:p>
@@ -707,7 +681,7 @@
           <w:i w:val="0"/>
           <w:sz w:val="22"/>
         </w:rPr>
-        <w:t>Q2. Better for face recognition - traditional or ML?</w:t>
+        <w:t>Q2. Face recognition - traditional or ML?</w:t>
       </w:r>
     </w:p>
     <w:p>
@@ -743,31 +717,6 @@
     </w:p>
     <w:p>
       <w:pPr>
-        <w:pStyle w:val="Heading2"/>
-      </w:pPr>
-      <w:r>
-        <w:rPr>
-          <w:rFonts w:ascii="Calibri" w:hAnsi="Calibri"/>
-        </w:rPr>
-        <w:t>My Questions &amp; Clarifications</w:t>
-      </w:r>
-    </w:p>
-    <w:p>
-      <w:pPr>
-        <w:spacing w:after="120"/>
-      </w:pPr>
-      <w:r>
-        <w:rPr>
-          <w:rFonts w:ascii="Calibri" w:hAnsi="Calibri"/>
-          <w:b/>
-          <w:i w:val="0"/>
-          <w:sz w:val="22"/>
-        </w:rPr>
-        <w:t>Q: "WHY is ML different from Deep Learning?"</w:t>
-      </w:r>
-    </w:p>
-    <w:p>
-      <w:pPr>
         <w:spacing w:after="120"/>
       </w:pPr>
       <w:r>
@@ -777,102 +726,7 @@
           <w:i/>
           <w:sz w:val="22"/>
         </w:rPr>
-        <w:t>Tutor: Regular ML = simple data (numbers). DL = complex data (photos, speech) using LAYERS. ML = magnifying glass. DL = microscope.</w:t>
-      </w:r>
-    </w:p>
-    <w:p>
-      <w:pPr>
-        <w:spacing w:after="120"/>
-      </w:pPr>
-      <w:r>
-        <w:rPr>
-          <w:rFonts w:ascii="Calibri" w:hAnsi="Calibri"/>
-          <w:b/>
-          <w:i w:val="0"/>
-          <w:sz w:val="22"/>
-        </w:rPr>
-        <w:t>Q: "How does computer distinguish persons in photos?"</w:t>
-      </w:r>
-    </w:p>
-    <w:p>
-      <w:pPr>
-        <w:spacing w:after="120"/>
-      </w:pPr>
-      <w:r>
-        <w:rPr>
-          <w:rFonts w:ascii="Calibri" w:hAnsi="Calibri"/>
-          <w:b w:val="0"/>
-          <w:i/>
-          <w:sz w:val="22"/>
-        </w:rPr>
-        <w:t>Tutor: Sees pixels as numbers. Layers: edges -&gt; shapes -&gt; face parts -&gt; identify person. Car photo = no face features = "Unknown."</w:t>
-      </w:r>
-    </w:p>
-    <w:p>
-      <w:pPr>
-        <w:spacing w:after="120"/>
-      </w:pPr>
-      <w:r>
-        <w:rPr>
-          <w:rFonts w:ascii="Calibri" w:hAnsi="Calibri"/>
-          <w:b/>
-          <w:i w:val="0"/>
-          <w:sz w:val="22"/>
-        </w:rPr>
-        <w:t>Q: "If 3/5 recognized but 2 not - repeat only for those 2?"</w:t>
-      </w:r>
-    </w:p>
-    <w:p>
-      <w:pPr>
-        <w:spacing w:after="120"/>
-      </w:pPr>
-      <w:r>
-        <w:rPr>
-          <w:rFonts w:ascii="Calibri" w:hAnsi="Calibri"/>
-          <w:b w:val="0"/>
-          <w:i/>
-          <w:sz w:val="22"/>
-        </w:rPr>
-        <w:t>Tutor: Trains ALL together. Wrong guesses = BIGGER adjustments. Uses gradient descent to trace which weights caused error.</w:t>
-      </w:r>
-    </w:p>
-    <w:p>
-      <w:pPr>
-        <w:spacing w:after="120"/>
-      </w:pPr>
-      <w:r>
-        <w:rPr>
-          <w:rFonts w:ascii="Calibri" w:hAnsi="Calibri"/>
-          <w:b/>
-          <w:i w:val="0"/>
-          <w:sz w:val="22"/>
-        </w:rPr>
-        <w:t>Q: "What are knobs?"</w:t>
-      </w:r>
-    </w:p>
-    <w:p>
-      <w:pPr>
-        <w:spacing w:after="120"/>
-      </w:pPr>
-      <w:r>
-        <w:rPr>
-          <w:rFonts w:ascii="Calibri" w:hAnsi="Calibri"/>
-          <w:b w:val="0"/>
-          <w:i/>
-          <w:sz w:val="22"/>
-        </w:rPr>
-        <w:t>Tutor: Analogy for WEIGHTS. Baby recognizing mom: first by dupatta (high weight), then by face features (adjusted weights). Exactly like DL!</w:t>
-      </w:r>
-    </w:p>
-    <w:p>
-      <w:pPr>
-        <w:pStyle w:val="Heading2"/>
-      </w:pPr>
-      <w:r>
-        <w:rPr>
-          <w:rFonts w:ascii="Calibri" w:hAnsi="Calibri"/>
-        </w:rPr>
-        <w:t>Quiz</w:t>
+        <w:t>Clarifications: Why DL different from ML? How computer distinguishes faces? What are knobs?</w:t>
       </w:r>
     </w:p>
     <w:p>
@@ -915,7 +769,7 @@
           <w:i w:val="0"/>
           <w:sz w:val="22"/>
         </w:rPr>
-        <w:t>Q2. Spam detection from 50K emails, simple formula, no neural networks. ML or DL?</w:t>
+        <w:t>Q2. Spam from 50K emails, simple formula. ML or DL?</w:t>
       </w:r>
     </w:p>
     <w:p>
@@ -944,7 +798,7 @@
           <w:i w:val="0"/>
           <w:sz w:val="22"/>
         </w:rPr>
-        <w:t>Q3. Why is Deep Learning called "deep"?</w:t>
+        <w:t>Q3. Why "deep" learning?</w:t>
       </w:r>
     </w:p>
     <w:p>
@@ -959,7 +813,7 @@
           <w:color w:val="008000"/>
           <w:sz w:val="22"/>
         </w:rPr>
-        <w:t>My Answer: Uses several layers inside to get final output, focuses on each detail.</w:t>
+        <w:t>My Answer: Uses several layers inside, focuses on each detail.</w:t>
       </w:r>
     </w:p>
     <w:p>
@@ -976,20 +830,6 @@
           <w:rFonts w:ascii="Calibri" w:hAnsi="Calibri"/>
         </w:rPr>
         <w:t>Topic 6: Supervised Learning</w:t>
-      </w:r>
-    </w:p>
-    <w:p>
-      <w:pPr>
-        <w:spacing w:after="120"/>
-      </w:pPr>
-      <w:r>
-        <w:rPr>
-          <w:rFonts w:ascii="Calibri" w:hAnsi="Calibri"/>
-          <w:b w:val="0"/>
-          <w:i/>
-          <w:sz w:val="22"/>
-        </w:rPr>
-        <w:t>Struggled initially. Tutor re-explained with New Teacher, Zomato, Fruit Factory, Mango Shopkeeper analogies.</w:t>
       </w:r>
     </w:p>
     <w:p>
@@ -1018,7 +858,7 @@
           <w:color w:val="008000"/>
           <w:sz w:val="22"/>
         </w:rPr>
-        <w:t>My Answer: Features = qualities something must have. That something = label.</w:t>
+        <w:t>My Answer: Features = qualities. That something = label.</w:t>
       </w:r>
     </w:p>
     <w:p>
@@ -1032,7 +872,7 @@
           <w:i w:val="0"/>
           <w:sz w:val="22"/>
         </w:rPr>
-        <w:t>Q2. Pass/fail prediction - classification or regression?</w:t>
+        <w:t>Q2. Pass/fail = classification or regression?</w:t>
       </w:r>
     </w:p>
     <w:p>
@@ -1080,32 +920,6 @@
       </w:r>
     </w:p>
     <w:p>
-      <w:pPr>
-        <w:pStyle w:val="Heading2"/>
-      </w:pPr>
-      <w:r>
-        <w:rPr>
-          <w:rFonts w:ascii="Calibri" w:hAnsi="Calibri"/>
-        </w:rPr>
-        <w:t>My Understanding</w:t>
-      </w:r>
-    </w:p>
-    <w:p>
-      <w:pPr>
-        <w:spacing w:after="120"/>
-      </w:pPr>
-      <w:r>
-        <w:rPr>
-          <w:rFonts w:ascii="Calibri" w:hAnsi="Calibri"/>
-          <w:b w:val="0"/>
-          <w:i w:val="0"/>
-          <w:color w:val="0000B4"/>
-          <w:sz w:val="22"/>
-        </w:rPr>
-        <w:t>Supervised = labelled data with result. Classification = same category stuff together (S,M,L). Regression = predicting future value from data.</w:t>
-      </w:r>
-    </w:p>
-    <w:p>
       <w:r>
         <w:br w:type="page"/>
       </w:r>
@@ -1128,25 +942,11 @@
       <w:r>
         <w:rPr>
           <w:rFonts w:ascii="Calibri" w:hAnsi="Calibri"/>
-          <w:b w:val="0"/>
-          <w:i/>
-          <w:sz w:val="22"/>
-        </w:rPr>
-        <w:t>Re-explained with School Photo Without Names and Shopping Mall analogies.</w:t>
-      </w:r>
-    </w:p>
-    <w:p>
-      <w:pPr>
-        <w:spacing w:after="120"/>
-      </w:pPr>
-      <w:r>
-        <w:rPr>
-          <w:rFonts w:ascii="Calibri" w:hAnsi="Calibri"/>
           <w:b/>
           <w:i w:val="0"/>
           <w:sz w:val="22"/>
         </w:rPr>
-        <w:t>Q1. Key difference supervised vs unsupervised?</w:t>
+        <w:t>Q1. Supervised vs unsupervised?</w:t>
       </w:r>
     </w:p>
     <w:p>
@@ -1161,7 +961,7 @@
           <w:color w:val="008000"/>
           <w:sz w:val="22"/>
         </w:rPr>
-        <w:t>My Answer: Supervised = data + output labelled. Unsupervised = only data, model learns on its own.</w:t>
+        <w:t>My Answer: Supervised = data + output labelled. Unsupervised = only data.</w:t>
       </w:r>
     </w:p>
     <w:p>
@@ -1175,7 +975,7 @@
           <w:i w:val="0"/>
           <w:sz w:val="22"/>
         </w:rPr>
-        <w:t>Q2. Store groups customers without labels. Clustering or anomaly?</w:t>
+        <w:t>Q2. Store groups customers?</w:t>
       </w:r>
     </w:p>
     <w:p>
@@ -1204,7 +1004,7 @@
           <w:i w:val="0"/>
           <w:sz w:val="22"/>
         </w:rPr>
-        <w:t>Q3. Bank blocks card - 10 purchases in 10 countries in 1 hour?</w:t>
+        <w:t>Q3. Card blocked, 10 countries in 1 hour?</w:t>
       </w:r>
     </w:p>
     <w:p>
@@ -1233,33 +1033,7 @@
           <w:i/>
           <w:sz w:val="22"/>
         </w:rPr>
-        <w:t>Correct: Anomaly Detection. Spotting what doesn't fit, not grouping.</w:t>
-      </w:r>
-    </w:p>
-    <w:p>
-      <w:pPr>
-        <w:pStyle w:val="Heading2"/>
-      </w:pPr>
-      <w:r>
-        <w:rPr>
-          <w:rFonts w:ascii="Calibri" w:hAnsi="Calibri"/>
-        </w:rPr>
-        <w:t>My Understanding</w:t>
-      </w:r>
-    </w:p>
-    <w:p>
-      <w:pPr>
-        <w:spacing w:after="120"/>
-      </w:pPr>
-      <w:r>
-        <w:rPr>
-          <w:rFonts w:ascii="Calibri" w:hAnsi="Calibri"/>
-          <w:b w:val="0"/>
-          <w:i w:val="0"/>
-          <w:color w:val="0000B4"/>
-          <w:sz w:val="22"/>
-        </w:rPr>
-        <w:t>Clustering = finds similar patterns, makes categories. Anomaly = spots strange output (user online at unusual hours = hacked?).</w:t>
+        <w:t>Correct: Anomaly Detection.</w:t>
       </w:r>
     </w:p>
     <w:p>
@@ -1280,17 +1054,6 @@
     </w:p>
     <w:p>
       <w:pPr>
-        <w:pStyle w:val="Heading2"/>
-      </w:pPr>
-      <w:r>
-        <w:rPr>
-          <w:rFonts w:ascii="Calibri" w:hAnsi="Calibri"/>
-        </w:rPr>
-        <w:t>My Questions (5 clarifications)</w:t>
-      </w:r>
-    </w:p>
-    <w:p>
-      <w:pPr>
         <w:spacing w:after="120"/>
       </w:pPr>
       <w:r>
@@ -1300,74 +1063,7 @@
           <w:i/>
           <w:sz w:val="22"/>
         </w:rPr>
-        <w:t>Q1: How does model know its environment? -&gt; Engineer sets up everything before START.</w:t>
-      </w:r>
-    </w:p>
-    <w:p>
-      <w:pPr>
-        <w:spacing w:after="120"/>
-      </w:pPr>
-      <w:r>
-        <w:rPr>
-          <w:rFonts w:ascii="Calibri" w:hAnsi="Calibri"/>
-          <w:b w:val="0"/>
-          <w:i/>
-          <w:sz w:val="22"/>
-        </w:rPr>
-        <w:t>Q2: Aren't rewards just rules? -&gt; We define WHAT (goal). Model discovers HOW (strategy). Chai analogy.</w:t>
-      </w:r>
-    </w:p>
-    <w:p>
-      <w:pPr>
-        <w:spacing w:after="120"/>
-      </w:pPr>
-      <w:r>
-        <w:rPr>
-          <w:rFonts w:ascii="Calibri" w:hAnsi="Calibri"/>
-          <w:b w:val="0"/>
-          <w:i/>
-          <w:sz w:val="22"/>
-        </w:rPr>
-        <w:t>Q3: How is RL different from supervised? -&gt; Supervised = "WHAT is this?" RL = "HOW to do well?" Cricket analogy.</w:t>
-      </w:r>
-    </w:p>
-    <w:p>
-      <w:pPr>
-        <w:spacing w:after="120"/>
-      </w:pPr>
-      <w:r>
-        <w:rPr>
-          <w:rFonts w:ascii="Calibri" w:hAnsi="Calibri"/>
-          <w:b w:val="0"/>
-          <w:i/>
-          <w:sz w:val="22"/>
-        </w:rPr>
-        <w:t>Q4: Exam monitoring bot? -&gt; Uses ALL 3 types: Supervised (recognize cheating), Unsupervised (spot unusual), RL (when to alert).</w:t>
-      </w:r>
-    </w:p>
-    <w:p>
-      <w:pPr>
-        <w:spacing w:after="120"/>
-      </w:pPr>
-      <w:r>
-        <w:rPr>
-          <w:rFonts w:ascii="Calibri" w:hAnsi="Calibri"/>
-          <w:b w:val="0"/>
-          <w:i/>
-          <w:sz w:val="22"/>
-        </w:rPr>
-        <w:t>Q5: Cars on left AND right? -&gt; AI evaluates ALL options, picks least harm. Priority: life &gt;&gt; injury &gt;&gt; car damage.</w:t>
-      </w:r>
-    </w:p>
-    <w:p>
-      <w:pPr>
-        <w:pStyle w:val="Heading2"/>
-      </w:pPr>
-      <w:r>
-        <w:rPr>
-          <w:rFonts w:ascii="Calibri" w:hAnsi="Calibri"/>
-        </w:rPr>
-        <w:t>Quiz</w:t>
+        <w:t>5 clarification questions about RL environment, rewards vs rules, RL vs supervised, exam bot, self-driving car.</w:t>
       </w:r>
     </w:p>
     <w:p>
@@ -1396,7 +1092,7 @@
           <w:color w:val="008000"/>
           <w:sz w:val="22"/>
         </w:rPr>
-        <w:t>My Answer: Agent = algo, Environment = YouTube, Reward = user feedback on recommended video.</w:t>
+        <w:t>My Answer: Agent=algo, Environment=YouTube, Reward=user feedback.</w:t>
       </w:r>
     </w:p>
     <w:p>
@@ -1410,7 +1106,7 @@
           <w:i w:val="0"/>
           <w:sz w:val="22"/>
         </w:rPr>
-        <w:t>Q2. Why can't traditional programming teach chess AI?</w:t>
+        <w:t>Q2. Why can't traditional programming teach chess?</w:t>
       </w:r>
     </w:p>
     <w:p>
@@ -1439,7 +1135,7 @@
           <w:i w:val="0"/>
           <w:sz w:val="22"/>
         </w:rPr>
-        <w:t>Q3. Kid making chai, mom smiles/frowns. What type?</w:t>
+        <w:t>Q3. Kid making chai, mom smiles/frowns?</w:t>
       </w:r>
     </w:p>
     <w:p>
@@ -1454,47 +1150,7 @@
           <w:color w:val="008000"/>
           <w:sz w:val="22"/>
         </w:rPr>
-        <w:t>My Answer: Reinforcement - based on mother actions he decides good tea = reward.</w:t>
-      </w:r>
-    </w:p>
-    <w:p>
-      <w:pPr>
-        <w:pStyle w:val="Heading2"/>
-      </w:pPr>
-      <w:r>
-        <w:rPr>
-          <w:rFonts w:ascii="Calibri" w:hAnsi="Calibri"/>
-        </w:rPr>
-        <w:t>My Understanding</w:t>
-      </w:r>
-    </w:p>
-    <w:p>
-      <w:pPr>
-        <w:spacing w:after="120"/>
-      </w:pPr>
-      <w:r>
-        <w:rPr>
-          <w:rFonts w:ascii="Calibri" w:hAnsi="Calibri"/>
-          <w:b w:val="0"/>
-          <w:i w:val="0"/>
-          <w:color w:val="0000B4"/>
-          <w:sz w:val="22"/>
-        </w:rPr>
-        <w:t>To achieve desired result use sum of approaches. Through reward/penalty model categorizes what works.</w:t>
-      </w:r>
-    </w:p>
-    <w:p>
-      <w:pPr>
-        <w:spacing w:after="120"/>
-      </w:pPr>
-      <w:r>
-        <w:rPr>
-          <w:rFonts w:ascii="Calibri" w:hAnsi="Calibri"/>
-          <w:b w:val="0"/>
-          <w:i/>
-          <w:sz w:val="22"/>
-        </w:rPr>
-        <w:t>Tutor correction: RL is NOT classification. Classification = WHAT at one moment. RL = STRATEGY over TIME.</w:t>
+        <w:t>My Answer: Reinforcement - based on mother actions, good tea = reward.</w:t>
       </w:r>
     </w:p>
     <w:p>
@@ -1582,7 +1238,7 @@
           <w:i w:val="0"/>
           <w:sz w:val="22"/>
         </w:rPr>
-        <w:t>CR3. Predict diabetes Yes/No. Classification or regression?</w:t>
+        <w:t>CR3. Diabetes Yes/No = Classification or Regression?</w:t>
       </w:r>
     </w:p>
     <w:p>
@@ -1611,7 +1267,7 @@
           <w:i/>
           <w:sz w:val="22"/>
         </w:rPr>
-        <w:t>Correct: Classification. Answer is Yes/No (a WORD). If "what will sugar level be?" = Regression.</w:t>
+        <w:t>Correct: Classification. Yes/No = WORD.</w:t>
       </w:r>
     </w:p>
     <w:p>
@@ -1625,7 +1281,7 @@
           <w:i w:val="0"/>
           <w:sz w:val="22"/>
         </w:rPr>
-        <w:t>CR4. Card blocked, 5 countries in 1 hour. Clustering or anomaly?</w:t>
+        <w:t>CR4. Card blocked, 5 countries?</w:t>
       </w:r>
     </w:p>
     <w:p>
@@ -1669,7 +1325,7 @@
           <w:color w:val="008000"/>
           <w:sz w:val="22"/>
         </w:rPr>
-        <w:t>My Answer: Model figures it out on its own, goal = highest marks.</w:t>
+        <w:t>My Answer: Model figures out on its own.</w:t>
       </w:r>
     </w:p>
     <w:p>
@@ -1728,7 +1384,7 @@
           <w:i w:val="0"/>
           <w:sz w:val="22"/>
         </w:rPr>
-        <w:t>Q2. 50,000 images processed once = how many epochs?</w:t>
+        <w:t>Q2. 50K images processed once = how many epochs?</w:t>
       </w:r>
     </w:p>
     <w:p>
@@ -1757,7 +1413,7 @@
           <w:i w:val="0"/>
           <w:sz w:val="22"/>
         </w:rPr>
-        <w:t>Q3. What does activation function do?</w:t>
+        <w:t>Q3. Activation function does what?</w:t>
       </w:r>
     </w:p>
     <w:p>
@@ -1772,7 +1428,7 @@
           <w:color w:val="008000"/>
           <w:sz w:val="22"/>
         </w:rPr>
-        <w:t>My Answer: Decides if output ok to pass further or not.</w:t>
+        <w:t>My Answer: Decides if output ok to pass further.</w:t>
       </w:r>
     </w:p>
     <w:p>
@@ -1786,7 +1442,7 @@
           <w:i/>
           <w:sz w:val="22"/>
         </w:rPr>
-        <w:t>Tutor: Works at EVERY neuron in EVERY layer, not just final output.</w:t>
+        <w:t>Tutor: Works at EVERY neuron in EVERY layer, not just final.</w:t>
       </w:r>
     </w:p>
     <w:p>
@@ -1807,17 +1463,6 @@
     </w:p>
     <w:p>
       <w:pPr>
-        <w:pStyle w:val="Heading2"/>
-      </w:pPr>
-      <w:r>
-        <w:rPr>
-          <w:rFonts w:ascii="Calibri" w:hAnsi="Calibri"/>
-        </w:rPr>
-        <w:t>My Questions (7 clarifications)</w:t>
-      </w:r>
-    </w:p>
-    <w:p>
-      <w:pPr>
         <w:spacing w:after="120"/>
       </w:pPr>
       <w:r>
@@ -1827,102 +1472,7 @@
           <w:i/>
           <w:sz w:val="22"/>
         </w:rPr>
-        <w:t>Q1: Why math? -&gt; Engine that makes learning possible. Without it = random guessing forever.</w:t>
-      </w:r>
-    </w:p>
-    <w:p>
-      <w:pPr>
-        <w:spacing w:after="120"/>
-      </w:pPr>
-      <w:r>
-        <w:rPr>
-          <w:rFonts w:ascii="Calibri" w:hAnsi="Calibri"/>
-          <w:b w:val="0"/>
-          <w:i/>
-          <w:sz w:val="22"/>
-        </w:rPr>
-        <w:t>Q2: Why vectors &amp; dot product specifically? -&gt; Computers only understand numbers. Vectors = data as numbers. Dot product = compare similarity.</w:t>
-      </w:r>
-    </w:p>
-    <w:p>
-      <w:pPr>
-        <w:spacing w:after="120"/>
-      </w:pPr>
-      <w:r>
-        <w:rPr>
-          <w:rFonts w:ascii="Calibri" w:hAnsi="Calibri"/>
-          <w:b w:val="0"/>
-          <w:i/>
-          <w:sz w:val="22"/>
-        </w:rPr>
-        <w:t>Q3: How does it work for OTHER users? -&gt; Trains ONCE on millions, learns general patterns. New user matches existing patterns. Senior waiter analogy.</w:t>
-      </w:r>
-    </w:p>
-    <w:p>
-      <w:pPr>
-        <w:spacing w:after="120"/>
-      </w:pPr>
-      <w:r>
-        <w:rPr>
-          <w:rFonts w:ascii="Calibri" w:hAnsi="Calibri"/>
-          <w:b w:val="0"/>
-          <w:i/>
-          <w:sz w:val="22"/>
-        </w:rPr>
-        <w:t>Q4: How things happen internally? -&gt; Movie example with actual numbers. Weights multiply features, add up, predict. Wrong = adjust. Repeat.</w:t>
-      </w:r>
-    </w:p>
-    <w:p>
-      <w:pPr>
-        <w:spacing w:after="120"/>
-      </w:pPr>
-      <w:r>
-        <w:rPr>
-          <w:rFonts w:ascii="Calibri" w:hAnsi="Calibri"/>
-          <w:b w:val="0"/>
-          <w:i/>
-          <w:sz w:val="22"/>
-        </w:rPr>
-        <w:t>Q5: Getting model right is crucial? -&gt; Yes. Bad data / not enough data / overfitting = wrong predictions.</w:t>
-      </w:r>
-    </w:p>
-    <w:p>
-      <w:pPr>
-        <w:spacing w:after="120"/>
-      </w:pPr>
-      <w:r>
-        <w:rPr>
-          <w:rFonts w:ascii="Calibri" w:hAnsi="Calibri"/>
-          <w:b w:val="0"/>
-          <w:i/>
-          <w:sz w:val="22"/>
-        </w:rPr>
-        <w:t>Q6: Check 1000 entries manually? -&gt; No! Split 80/20. Computer checks test data automatically.</w:t>
-      </w:r>
-    </w:p>
-    <w:p>
-      <w:pPr>
-        <w:spacing w:after="120"/>
-      </w:pPr>
-      <w:r>
-        <w:rPr>
-          <w:rFonts w:ascii="Calibri" w:hAnsi="Calibri"/>
-          <w:b w:val="0"/>
-          <w:i/>
-          <w:sz w:val="22"/>
-        </w:rPr>
-        <w:t>Q7: How test unsupervised without labels? -&gt; Check if groups make sense + math similarity score.</w:t>
-      </w:r>
-    </w:p>
-    <w:p>
-      <w:pPr>
-        <w:pStyle w:val="Heading2"/>
-      </w:pPr>
-      <w:r>
-        <w:rPr>
-          <w:rFonts w:ascii="Calibri" w:hAnsi="Calibri"/>
-        </w:rPr>
-        <w:t>Quiz</w:t>
+        <w:t>7 clarification questions about why math, vectors, dot product, internal process, model correctness, testing, unsupervised testing.</w:t>
       </w:r>
     </w:p>
     <w:p>
@@ -1936,7 +1486,7 @@
           <w:i w:val="0"/>
           <w:sz w:val="22"/>
         </w:rPr>
-        <w:t>Q1. [3 bedrooms, 1200 sqft, 2 bathrooms, 10 years] = ?</w:t>
+        <w:t>Q1. [3, 1200, 2, 10] = ?</w:t>
       </w:r>
     </w:p>
     <w:p>
@@ -2023,7 +1573,7 @@
           <w:i/>
           <w:sz w:val="22"/>
         </w:rPr>
-        <w:t>Tutor: Model overshoots - jumps over correct answer, zigzags forever.</w:t>
+        <w:t>Tutor: Model overshoots - zigzags forever.</w:t>
       </w:r>
     </w:p>
     <w:p>
@@ -2037,7 +1587,7 @@
           <w:i w:val="0"/>
           <w:sz w:val="22"/>
         </w:rPr>
-        <w:t>Q4. 99% training, 30% test = ?</w:t>
+        <w:t>Q4. 99% training, 30% test?</w:t>
       </w:r>
     </w:p>
     <w:p>
@@ -2066,7 +1616,7 @@
           <w:i/>
           <w:sz w:val="22"/>
         </w:rPr>
-        <w:t>Correct: Overfitting. Memorized training data. Bad data = low on BOTH.</w:t>
+        <w:t>Correct: Overfitting. Memorized. Bad data = low on BOTH.</w:t>
       </w:r>
     </w:p>
     <w:p>
@@ -2087,13 +1637,16 @@
     </w:p>
     <w:p>
       <w:pPr>
-        <w:pStyle w:val="Heading2"/>
+        <w:spacing w:after="120"/>
       </w:pPr>
       <w:r>
         <w:rPr>
           <w:rFonts w:ascii="Calibri" w:hAnsi="Calibri"/>
+          <w:b w:val="0"/>
+          <w:i/>
+          <w:sz w:val="22"/>
         </w:rPr>
-        <w:t>My Questions</w:t>
+        <w:t>Q: "Too math, got lost." Tutor re-explained as real estate agent story.</w:t>
       </w:r>
     </w:p>
     <w:p>
@@ -2107,7 +1660,51 @@
           <w:i w:val="0"/>
           <w:sz w:val="22"/>
         </w:rPr>
-        <w:t>Q: "That's too math, I ended up getting lost."</w:t>
+        <w:t>Q1. Model learned older houses cheaper. Human taught or data?</w:t>
+      </w:r>
+    </w:p>
+    <w:p>
+      <w:pPr>
+        <w:spacing w:after="120"/>
+      </w:pPr>
+      <w:r>
+        <w:rPr>
+          <w:rFonts w:ascii="Calibri" w:hAnsi="Calibri"/>
+          <w:b w:val="0"/>
+          <w:i w:val="0"/>
+          <w:color w:val="008000"/>
+          <w:sz w:val="22"/>
+        </w:rPr>
+        <w:t>My Answer: Learned from data where it noticed old house sold cheaper.</w:t>
+      </w:r>
+    </w:p>
+    <w:p>
+      <w:pPr>
+        <w:spacing w:after="120"/>
+      </w:pPr>
+      <w:r>
+        <w:rPr>
+          <w:rFonts w:ascii="Calibri" w:hAnsi="Calibri"/>
+          <w:b/>
+          <w:i w:val="0"/>
+          <w:sz w:val="22"/>
+        </w:rPr>
+        <w:t>Q2. Trained on 5 houses. Predict well?</w:t>
+      </w:r>
+    </w:p>
+    <w:p>
+      <w:pPr>
+        <w:spacing w:after="120"/>
+      </w:pPr>
+      <w:r>
+        <w:rPr>
+          <w:rFonts w:ascii="Calibri" w:hAnsi="Calibri"/>
+          <w:b w:val="0"/>
+          <w:i w:val="0"/>
+          <w:color w:val="008000"/>
+          <w:sz w:val="22"/>
+        </w:rPr>
+        <w:t>My Answer: Not at all, prediction always leads to destruction.</w:t>
       </w:r>
     </w:p>
     <w:p>
@@ -2121,7 +1718,7 @@
           <w:i/>
           <w:sz w:val="22"/>
         </w:rPr>
-        <w:t>Tutor: Re-explained as real estate agent story. Day 1 = random guess. After 1000 houses = expert. Math = computer version of what brain does naturally.</w:t>
+        <w:t>Tutor: Correct! Too few patterns = weak intuition.</w:t>
       </w:r>
     </w:p>
     <w:p>
@@ -2135,7 +1732,22 @@
           <w:i w:val="0"/>
           <w:sz w:val="22"/>
         </w:rPr>
-        <w:t>Q: "Please provide resources - videos, courses."</w:t>
+        <w:t>Q3. 99% training, 30% test?</w:t>
+      </w:r>
+    </w:p>
+    <w:p>
+      <w:pPr>
+        <w:spacing w:after="120"/>
+      </w:pPr>
+      <w:r>
+        <w:rPr>
+          <w:rFonts w:ascii="Calibri" w:hAnsi="Calibri"/>
+          <w:b w:val="0"/>
+          <w:i w:val="0"/>
+          <w:color w:val="C80000"/>
+          <w:sz w:val="22"/>
+        </w:rPr>
+        <w:t>My Answer: Issue with data or threshold.</w:t>
       </w:r>
     </w:p>
     <w:p>
@@ -2149,7 +1761,37 @@
           <w:i/>
           <w:sz w:val="22"/>
         </w:rPr>
-        <w:t>Tutor: Added comprehensive resources to resources.md - 3Blue1Brown, StatQuest, Andrew Ng Coursera, Udemy courses, etc.</w:t>
+        <w:t>Correct: Overfitting! Bad data = low on BOTH. Overfitting = high train + low test.</w:t>
+      </w:r>
+    </w:p>
+    <w:p>
+      <w:r>
+        <w:br w:type="page"/>
+      </w:r>
+    </w:p>
+    <w:p>
+      <w:pPr>
+        <w:pStyle w:val="Heading1"/>
+      </w:pPr>
+      <w:r>
+        <w:rPr>
+          <w:rFonts w:ascii="Calibri" w:hAnsi="Calibri"/>
+        </w:rPr>
+        <w:t>Topic 12: Problem Understanding &amp; Model Selection</w:t>
+      </w:r>
+    </w:p>
+    <w:p>
+      <w:pPr>
+        <w:spacing w:after="120"/>
+      </w:pPr>
+      <w:r>
+        <w:rPr>
+          <w:rFonts w:ascii="Calibri" w:hAnsi="Calibri"/>
+          <w:b w:val="0"/>
+          <w:i/>
+          <w:sz w:val="22"/>
+        </w:rPr>
+        <w:t>My Request: "I need to understand how to pick the right model, which techniques/tricks lead to best selection."</w:t>
       </w:r>
     </w:p>
     <w:p>
@@ -2174,7 +1816,7 @@
           <w:i w:val="0"/>
           <w:sz w:val="22"/>
         </w:rPr>
-        <w:t>Q1. Model learned older houses cheaper. Human taught or learned from data?</w:t>
+        <w:t>Q1. Predict spam/not spam, 5000 labeled emails. ML type? Model?</w:t>
       </w:r>
     </w:p>
     <w:p>
@@ -2188,7 +1830,7 @@
           <w:i w:val="0"/>
           <w:sz w:val="22"/>
         </w:rPr>
-        <w:t>Q2. Trained on 5 houses instead of 1000. Predict well?</w:t>
+        <w:t>Q2. Camera footage, spot unusual, NO labels. ML type? Model?</w:t>
       </w:r>
     </w:p>
     <w:p>
@@ -2202,7 +1844,7 @@
           <w:i w:val="0"/>
           <w:sz w:val="22"/>
         </w:rPr>
-        <w:t>Q3. 99% training, 30% test. What problem?</w:t>
+        <w:t>Q3. Why YOLO for phone detection instead of CNN from scratch?</w:t>
       </w:r>
     </w:p>
     <w:p>
@@ -2212,12 +1854,11 @@
       <w:r>
         <w:rPr>
           <w:rFonts w:ascii="Calibri" w:hAnsi="Calibri"/>
-          <w:b w:val="0"/>
-          <w:i/>
-          <w:color w:val="969696"/>
+          <w:b/>
+          <w:i w:val="0"/>
           <w:sz w:val="22"/>
         </w:rPr>
-        <w:t>Answers pending.</w:t>
+        <w:t>Q4. Random Forest = 82%. Immediately switch to Deep Learning?</w:t>
       </w:r>
     </w:p>
     <w:sectPr>
